--- a/docs/guides/CHERALD.docx
+++ b/docs/guides/CHERALD.docx
@@ -2814,7 +2814,7 @@
         <w:rPr>
           <w:rStyle w:val="VerbatimChar"/>
         </w:rPr>
-        <w:t xml:space="preserve">docs/specs/mvp/specification.V3.md</w:t>
+        <w:t xml:space="preserve">docs/specs/mvp/specification.V4.md</w:t>
       </w:r>
       <w:r>
         <w:t xml:space="preserve">): whether its content was modified in the working tree without its</w:t>
